--- a/deliverables/TxID_Bioinformatics_Application_Note_2026-09-20/supplementary.docx
+++ b/deliverables/TxID_Bioinformatics_Application_Note_2026-09-20/supplementary.docx
@@ -3620,7 +3620,31 @@
         <w:spacing w:before="0" w:after="55" w:line="480" w:lineRule="auto"/>
       </w:pPr>
       <w:r>
-        <w:t xml:space="preserve">The Isosceles statements were checked in the publisher PDF (https://www.nature.com/articles/s41467-024-51584-3.pdf), with stable hashes described on page 2 and annotation end bins on page 7. The operational descriptions for TALON (https://github.com/mortazavilab/TALON#initializing-a-talon-database) and GffCompare tracking (https://ccb.jhu.edu/software/stringtie/gffcompare.shtml) were checked against official documentation on 23 September 2026. Defaults are reported as documented there, rather than retrospectively assigned to every historical release. The companion </w:t>
+        <w:t xml:space="preserve">The Isosceles statements were checked in the </w:t>
+      </w:r>
+      <w:hyperlink r:id="rIdLink1" w:history="1">
+        <w:r>
+          <w:t>publisher PDF</w:t>
+        </w:r>
+      </w:hyperlink>
+      <w:r>
+        <w:t xml:space="preserve">, with stable hashes described on page 2 and annotation end bins on page 7. The operational descriptions for </w:t>
+      </w:r>
+      <w:hyperlink r:id="rIdLink2" w:history="1">
+        <w:r>
+          <w:t>TALON</w:t>
+        </w:r>
+      </w:hyperlink>
+      <w:r>
+        <w:t xml:space="preserve"> and </w:t>
+      </w:r>
+      <w:hyperlink r:id="rIdLink3" w:history="1">
+        <w:r>
+          <w:t>GffCompare tracking</w:t>
+        </w:r>
+      </w:hyperlink>
+      <w:r>
+        <w:t xml:space="preserve"> were checked against official documentation on 23 September 2026. Defaults are reported as documented there, rather than retrospectively assigned to every historical release. The companion </w:t>
       </w:r>
       <w:r>
         <w:rPr>
@@ -4691,14 +4715,30 @@
       </w:r>
     </w:p>
     <w:sectPr>
+      <w:footerReference w:type="default" r:id="rIdPageFooter"/>
       <w:pgSz w:w="11906" w:h="16838"/>
       <w:pgMar w:top="850" w:right="850" w:bottom="850" w:left="850" w:header="500" w:footer="500" w:gutter="0"/>
+      <w:lnNumType w:countBy="1" w:restart="continuous"/>
       <w:cols w:space="708"/>
-      <w:lnNumType w:countBy="1" w:restart="continuous"/>
       <w:docGrid w:linePitch="360"/>
     </w:sectPr>
   </w:body>
 </w:document>
+</file>
+
+<file path=word/footer1.xml><?xml version="1.0" encoding="utf-8"?>
+<w:ftr xmlns:w="http://schemas.openxmlformats.org/wordprocessingml/2006/main">
+  <w:p>
+    <w:pPr>
+      <w:jc w:val="center"/>
+    </w:pPr>
+    <w:fldSimple w:instr="PAGE">
+      <w:r>
+        <w:t>1</w:t>
+      </w:r>
+    </w:fldSimple>
+  </w:p>
+</w:ftr>
 </file>
 
 <file path=word/styles.xml><?xml version="1.0" encoding="utf-8"?>
